--- a/23CT113_Nhom02_NenTangCrowdfunding(TuTeFund)/Test Report_23CT113_Nhom02.docx
+++ b/23CT113_Nhom02_NenTangCrowdfunding(TuTeFund)/Test Report_23CT113_Nhom02.docx
@@ -133,7 +133,7 @@
           </w:tcPr>
           <w:p>
             <w:r>
-              <w:t>50</w:t>
+              <w:t>26</w:t>
             </w:r>
           </w:p>
         </w:tc>
@@ -143,7 +143,7 @@
           </w:tcPr>
           <w:p>
             <w:r>
-              <w:t>Đã xác định đầy đủ chức năng</w:t>
+              <w:t>REQ đã xác định trong PRD và ma trận truy xuất</w:t>
             </w:r>
           </w:p>
         </w:tc>
@@ -261,7 +261,7 @@
           </w:tcPr>
           <w:p>
             <w:r>
-              <w:t>100%</w:t>
+              <w:t>96%</w:t>
             </w:r>
           </w:p>
         </w:tc>
@@ -271,7 +271,7 @@
           </w:tcPr>
           <w:p>
             <w:r>
-              <w:t>Mỗi TR có ít nhất 1 TC</w:t>
+              <w:t>TR 24/24 và TC 54/54 đã bao phủ; 25/26 REQ có test case, REQ-CAMP-006 (thông báo khi có ủng hộ mới) ngoài phạm vi Phase 1</w:t>
             </w:r>
           </w:p>
         </w:tc>
@@ -538,13 +538,7 @@
           </w:tcPr>
           <w:p>
             <w:r>
-              <w:t>Actual result matches expected result. 1. Điều hướng đến trang đăng nhập</w:t>
-              <w:br/>
-              <w:t>2. Nhập email: test@example.com</w:t>
-              <w:br/>
-              <w:t>3. Nhập mật khẩu: Test1234</w:t>
-              <w:br/>
-              <w:t>4. Nhấn nút "Đăng nhập"</w:t>
+              <w:t>Actual result matches expected result.</w:t>
             </w:r>
           </w:p>
         </w:tc>
@@ -596,13 +590,7 @@
           </w:tcPr>
           <w:p>
             <w:r>
-              <w:t>Actual result matches expected result. 1. Điều hướng đến trang đăng nhập</w:t>
-              <w:br/>
-              <w:t>2. Nhập email viết hoa: TEST@example.com</w:t>
-              <w:br/>
-              <w:t>3. Nhập mật khẩu: Test1234</w:t>
-              <w:br/>
-              <w:t>4. Nhấn nút "Đăng nhập"</w:t>
+              <w:t>Actual result matches expected result.</w:t>
             </w:r>
           </w:p>
         </w:tc>
@@ -654,13 +642,7 @@
           </w:tcPr>
           <w:p>
             <w:r>
-              <w:t>Actual result matches expected result. 1. Điều hướng đến trang đăng nhập</w:t>
-              <w:br/>
-              <w:t>2. Nhập email: test@example.com</w:t>
-              <w:br/>
-              <w:t>3. Nhập mật khẩu sai: WrongPass</w:t>
-              <w:br/>
-              <w:t>4. Nhấn nút "Đăng nhập"</w:t>
+              <w:t>Actual result matches expected result.</w:t>
             </w:r>
           </w:p>
         </w:tc>
@@ -712,13 +694,7 @@
           </w:tcPr>
           <w:p>
             <w:r>
-              <w:t>Actual result matches expected result. 1. Điều hướng đến trang đăng nhập</w:t>
-              <w:br/>
-              <w:t>2. Nhập email không tồn tại: notexist@example.com</w:t>
-              <w:br/>
-              <w:t>3. Nhập mật khẩu: Test1234</w:t>
-              <w:br/>
-              <w:t>4. Nhấn nút "Đăng nhập"</w:t>
+              <w:t>Actual result matches expected result.</w:t>
             </w:r>
           </w:p>
         </w:tc>
@@ -760,7 +736,7 @@
           </w:tcPr>
           <w:p>
             <w:r>
-              <w:t>Chức năng ""Ghi nhớ đăng nhập""</w:t>
+              <w:t>Chức năng "Ghi nhớ đăng nhập"</w:t>
             </w:r>
           </w:p>
         </w:tc>
@@ -770,17 +746,7 @@
           </w:tcPr>
           <w:p>
             <w:r>
-              <w:t>Actual result matches expected result. 1. Điều hướng đến trang đăng nhập</w:t>
-              <w:br/>
-              <w:t>2. Tick vào ô "Ghi nhớ đăng nhập"</w:t>
-              <w:br/>
-              <w:t>3. Nhập thông tin đăng nhập</w:t>
-              <w:br/>
-              <w:t>4. Nhấn "Đăng nhập"</w:t>
-              <w:br/>
-              <w:t>5. Đóng trình duyệt</w:t>
-              <w:br/>
-              <w:t>6. Mở lại trang web</w:t>
+              <w:t>Actual result matches expected result.</w:t>
             </w:r>
           </w:p>
         </w:tc>
@@ -832,7 +798,7 @@
           </w:tcPr>
           <w:p>
             <w:r>
-              <w:t>Actual result matches expected result. Hệ thống kết thúc phiên và chuyển hướng về trang đăng nhập</w:t>
+              <w:t>Actual result matches expected result.</w:t>
             </w:r>
           </w:p>
         </w:tc>
@@ -884,13 +850,7 @@
           </w:tcPr>
           <w:p>
             <w:r>
-              <w:t>Actual result matches expected result. 1. Điều hướng đến trang đăng nhập</w:t>
-              <w:br/>
-              <w:t>2. Nhập email không hợp lệ: invalid-email</w:t>
-              <w:br/>
-              <w:t>3. Nhập mật khẩu: Test1234</w:t>
-              <w:br/>
-              <w:t>4. Nhấn nút "Đăng nhập"</w:t>
+              <w:t>Actual result matches expected result.</w:t>
             </w:r>
           </w:p>
         </w:tc>
@@ -942,13 +902,7 @@
           </w:tcPr>
           <w:p>
             <w:r>
-              <w:t>Actual result matches expected result. 1. Điều hướng đến trang đăng nhập</w:t>
-              <w:br/>
-              <w:t>2. Nhập email: test@example.com</w:t>
-              <w:br/>
-              <w:t>3. Để trống trường mật khẩu</w:t>
-              <w:br/>
-              <w:t>4. Nhấn nút "Đăng nhập"</w:t>
+              <w:t>Actual result matches expected result.</w:t>
             </w:r>
           </w:p>
         </w:tc>
@@ -1000,13 +954,7 @@
           </w:tcPr>
           <w:p>
             <w:r>
-              <w:t>Actual result matches expected result. 1. Điều hướng đến trang đăng nhập</w:t>
-              <w:br/>
-              <w:t>2. Nhập email tài khoản bị khóa: locked@example.com</w:t>
-              <w:br/>
-              <w:t>3. Nhập mật khẩu: Test1234</w:t>
-              <w:br/>
-              <w:t>4. Nhấn nút "Đăng nhập"</w:t>
+              <w:t>Actual result matches expected result.</w:t>
             </w:r>
           </w:p>
         </w:tc>
@@ -1058,11 +1006,7 @@
           </w:tcPr>
           <w:p>
             <w:r>
-              <w:t>Actual result matches expected result. 1. Điều hướng đến trang đăng nhập</w:t>
-              <w:br/>
-              <w:t>2. Nhập sai mật khẩu 5 lần liên tiếp</w:t>
-              <w:br/>
-              <w:t>3. Nhập đúng mật khẩu lần thứ 6</w:t>
+              <w:t>Actual result matches expected result.</w:t>
             </w:r>
           </w:p>
         </w:tc>
@@ -1114,7 +1058,7 @@
           </w:tcPr>
           <w:p>
             <w:r>
-              <w:t>Actual result matches expected result. Mô tả: ""Nhận sản phẩm sớm""</w:t>
+              <w:t>Actual result matches expected result.</w:t>
             </w:r>
           </w:p>
         </w:tc>
@@ -1166,7 +1110,7 @@
           </w:tcPr>
           <w:p>
             <w:r>
-              <w:t>Actual result matches expected result. Description: ""Test""</w:t>
+              <w:t>Actual result matches expected result.</w:t>
             </w:r>
           </w:p>
         </w:tc>
@@ -1218,7 +1162,7 @@
           </w:tcPr>
           <w:p>
             <w:r>
-              <w:t>Actual result matches expected result. Price: -10000</w:t>
+              <w:t>Actual result matches expected result.</w:t>
             </w:r>
           </w:p>
         </w:tc>
@@ -1270,7 +1214,7 @@
           </w:tcPr>
           <w:p>
             <w:r>
-              <w:t>Actual result matches expected result. The system shall update reward name successfully</w:t>
+              <w:t>Actual result matches expected result.</w:t>
             </w:r>
           </w:p>
         </w:tc>
@@ -1322,7 +1266,7 @@
           </w:tcPr>
           <w:p>
             <w:r>
-              <w:t>Actual result matches expected result. The system shall update reward price successfully</w:t>
+              <w:t>Actual result matches expected result.</w:t>
             </w:r>
           </w:p>
         </w:tc>
@@ -1374,7 +1318,7 @@
           </w:tcPr>
           <w:p>
             <w:r>
-              <w:t>Actual result matches expected result. The system shall remove reward from the list</w:t>
+              <w:t>Actual result matches expected result.</w:t>
             </w:r>
           </w:p>
         </w:tc>
@@ -1426,7 +1370,7 @@
           </w:tcPr>
           <w:p>
             <w:r>
-              <w:t>Actual result matches expected result. The system shall display all rewards with name</w:t>
+              <w:t>Actual result matches expected result.</w:t>
             </w:r>
           </w:p>
         </w:tc>
@@ -1478,11 +1422,7 @@
           </w:tcPr>
           <w:p>
             <w:r>
-              <w:t>Actual result matches expected result. 1. Navigate to campaign management page</w:t>
-              <w:br/>
-              <w:t>2. Create reward with limited quantity</w:t>
-              <w:br/>
-              <w:t>3. Click "Save" button</w:t>
+              <w:t>Actual result matches expected result.</w:t>
             </w:r>
           </w:p>
         </w:tc>
@@ -1534,11 +1474,7 @@
           </w:tcPr>
           <w:p>
             <w:r>
-              <w:t>Actual result matches expected result. 1. Reward with quantity 10 exists</w:t>
-              <w:br/>
-              <w:t>2. Backer selects this reward</w:t>
-              <w:br/>
-              <w:t>3. Check reward quantity</w:t>
+              <w:t>Actual result matches expected result.</w:t>
             </w:r>
           </w:p>
         </w:tc>
@@ -1590,11 +1526,7 @@
           </w:tcPr>
           <w:p>
             <w:r>
-              <w:t>Actual result matches expected result. 1. Navigate to campaign management page</w:t>
-              <w:br/>
-              <w:t>2. Enter description exceeding 1000 characters</w:t>
-              <w:br/>
-              <w:t>3. Click "Save" button</w:t>
+              <w:t>Actual result matches expected result.</w:t>
             </w:r>
           </w:p>
         </w:tc>
@@ -1646,7 +1578,7 @@
           </w:tcPr>
           <w:p>
             <w:r>
-              <w:t>Actual result differs from expected result. Current validation indicates a defect or incomplete implementation in the associated module. Expected: Content: ""We have reached 50% of our goal""</w:t>
+              <w:t>Nhấn nút lưu không có phản hồi; bài viết mới không được ghi vào CSDL và không xuất hiện trong danh sách.</w:t>
             </w:r>
           </w:p>
         </w:tc>
@@ -1698,7 +1630,7 @@
           </w:tcPr>
           <w:p>
             <w:r>
-              <w:t>Actual result differs from expected result. Current validation indicates a defect or incomplete implementation in the associated module. Expected: Content: ""Test content""</w:t>
+              <w:t>Bài viết vẫn được lưu khi bỏ trống tiêu đề; không hiển thị thông báo lỗi "Title is required".</w:t>
             </w:r>
           </w:p>
         </w:tc>
@@ -1750,7 +1682,7 @@
           </w:tcPr>
           <w:p>
             <w:r>
-              <w:t>Actual result differs from expected result. Current validation indicates a defect or incomplete implementation in the associated module. Expected: Content: (empty)</w:t>
+              <w:t>Bài viết vẫn được lưu khi nội dung để trống; không hiển thị thông báo lỗi "Content is required".</w:t>
             </w:r>
           </w:p>
         </w:tc>
@@ -1802,7 +1734,7 @@
           </w:tcPr>
           <w:p>
             <w:r>
-              <w:t>Actual result differs from expected result. Current validation indicates a defect or incomplete implementation in the associated module. Expected: The system shall update the post content successfully</w:t>
+              <w:t>Nội dung sau khi sửa không được lưu; tải lại trang vẫn thấy nội dung cũ.</w:t>
             </w:r>
           </w:p>
         </w:tc>
@@ -1854,7 +1786,7 @@
           </w:tcPr>
           <w:p>
             <w:r>
-              <w:t>Actual result differs from expected result. Current validation indicates a defect or incomplete implementation in the associated module. Expected: The system shall update the post title successfully</w:t>
+              <w:t>Tiêu đề sau khi sửa không được lưu; danh sách vẫn hiển thị tiêu đề cũ.</w:t>
             </w:r>
           </w:p>
         </w:tc>
@@ -1906,7 +1838,7 @@
           </w:tcPr>
           <w:p>
             <w:r>
-              <w:t>Actual result differs from expected result. Current validation indicates a defect or incomplete implementation in the associated module. Expected: The system shall remove the post from the list</w:t>
+              <w:t>Nhấn xóa không có hiệu lực; bài viết vẫn còn trong danh sách.</w:t>
             </w:r>
           </w:p>
         </w:tc>
@@ -1958,7 +1890,7 @@
           </w:tcPr>
           <w:p>
             <w:r>
-              <w:t>Actual result differs from expected result. Current validation indicates a defect or incomplete implementation in the associated module. Expected: The system shall display posts with newest first order</w:t>
+              <w:t>Danh sách hiển thị theo thứ tự tạo cũ nhất trước, không phải mới nhất trước.</w:t>
             </w:r>
           </w:p>
         </w:tc>
@@ -2010,11 +1942,7 @@
           </w:tcPr>
           <w:p>
             <w:r>
-              <w:t>Actual result differs from expected result. Current validation indicates a defect or incomplete implementation in the associated module. Expected: 1. Navigate to the campaign page</w:t>
-              <w:br/>
-              <w:t>2. Create post with image attachment</w:t>
-              <w:br/>
-              <w:t>3. Click "Publish" button</w:t>
+              <w:t>Bài viết được tạo nhưng ảnh tải lên không được đính kèm và không hiển thị.</w:t>
             </w:r>
           </w:p>
         </w:tc>
@@ -2066,11 +1994,7 @@
           </w:tcPr>
           <w:p>
             <w:r>
-              <w:t>Actual result differs from expected result. Current validation indicates a defect or incomplete implementation in the associated module. Expected: 1. Navigate to the campaign page</w:t>
-              <w:br/>
-              <w:t>2. Create post with oversized image</w:t>
-              <w:br/>
-              <w:t>3. Click "Publish" button</w:t>
+              <w:t>Ảnh 12MB vẫn được chấp nhận, không hiển thị thông báo giới hạn dung lượng.</w:t>
             </w:r>
           </w:p>
         </w:tc>
@@ -2122,7 +2046,7 @@
           </w:tcPr>
           <w:p>
             <w:r>
-              <w:t>Actual result differs from expected result. Current validation indicates a defect or incomplete implementation in the associated module. Expected: The system shall display post with complete content to public viewers</w:t>
+              <w:t>Trang công khai chỉ hiển thị nội dung dạng văn bản thuần, thiếu ảnh và định dạng.</w:t>
             </w:r>
           </w:p>
         </w:tc>
@@ -2174,7 +2098,7 @@
           </w:tcPr>
           <w:p>
             <w:r>
-              <w:t>Actual result differs from expected result. Current validation indicates a defect or incomplete implementation in the associated module. Expected: Goal: 100000000</w:t>
+              <w:t>Form tạo campaign không submit được, campaign mới không được tạo.</w:t>
             </w:r>
           </w:p>
         </w:tc>
@@ -2226,7 +2150,7 @@
           </w:tcPr>
           <w:p>
             <w:r>
-              <w:t>Actual result differs from expected result. Current validation indicates a defect or incomplete implementation in the associated module. Expected: Goal: 50000000</w:t>
+              <w:t>Campaign với tên để trống vẫn được tạo thành công, không có thông báo lỗi.</w:t>
             </w:r>
           </w:p>
         </w:tc>
@@ -2278,7 +2202,7 @@
           </w:tcPr>
           <w:p>
             <w:r>
-              <w:t>Actual result differs from expected result. Current validation indicates a defect or incomplete implementation in the associated module. Expected: The system shall display error: ""Goal amount must be greater than 0""</w:t>
+              <w:t>Mục tiêu gây quỹ -5.000.000 vẫn được chấp nhận và lưu thành 0.</w:t>
             </w:r>
           </w:p>
         </w:tc>
@@ -2330,7 +2254,7 @@
           </w:tcPr>
           <w:p>
             <w:r>
-              <w:t>Actual result differs from expected result. Current validation indicates a defect or incomplete implementation in the associated module. Expected: The system shall update campaign description successfully</w:t>
+              <w:t>Mô tả sau khi sửa không được lưu; trang chi tiết vẫn hiển thị mô tả cũ.</w:t>
             </w:r>
           </w:p>
         </w:tc>
@@ -2382,7 +2306,7 @@
           </w:tcPr>
           <w:p>
             <w:r>
-              <w:t>Actual result differs from expected result. Current validation indicates a defect or incomplete implementation in the associated module. Expected: The system shall update goal and recalculate progress</w:t>
+              <w:t>Mục tiêu gây quỹ được cập nhật nhưng phần trăm tiến độ không được tính lại.</w:t>
             </w:r>
           </w:p>
         </w:tc>
@@ -2434,7 +2358,7 @@
           </w:tcPr>
           <w:p>
             <w:r>
-              <w:t>Actual result differs from expected result. Current validation indicates a defect or incomplete implementation in the associated module. Expected: The system shall display campaigns with image</w:t>
+              <w:t>Trang chủ chỉ hiển thị 3/5 campaign đang hoạt động.</w:t>
             </w:r>
           </w:p>
         </w:tc>
@@ -2486,7 +2410,7 @@
           </w:tcPr>
           <w:p>
             <w:r>
-              <w:t>Actual result differs from expected result. Current validation indicates a defect or incomplete implementation in the associated module. Expected: The system shall display matching campaigns</w:t>
+              <w:t>Tìm kiếm đúng tên campaign trả về danh sách rỗng.</w:t>
             </w:r>
           </w:p>
         </w:tc>
@@ -2528,7 +2452,7 @@
           </w:tcPr>
           <w:p>
             <w:r>
-              <w:t>Change campaign status to ""Paused""</w:t>
+              <w:t>Change campaign status to "Paused"</w:t>
             </w:r>
           </w:p>
         </w:tc>
@@ -2538,7 +2462,7 @@
           </w:tcPr>
           <w:p>
             <w:r>
-              <w:t>Actual result differs from expected result. Current validation indicates a defect or incomplete implementation in the associated module. Expected: The system shall change status to ""Paused"" and stop accepting donations</w:t>
+              <w:t>Trạng thái đổi sang Paused nhưng campaign vẫn hiển thị và vẫn cho phép chỉnh sửa.</w:t>
             </w:r>
           </w:p>
         </w:tc>
@@ -2580,7 +2504,7 @@
           </w:tcPr>
           <w:p>
             <w:r>
-              <w:t>Change campaign status to ""Completed""</w:t>
+              <w:t>Change campaign status to "Completed"</w:t>
             </w:r>
           </w:p>
         </w:tc>
@@ -2590,7 +2514,7 @@
           </w:tcPr>
           <w:p>
             <w:r>
-              <w:t>Actual result differs from expected result. Current validation indicates a defect or incomplete implementation in the associated module. Expected: The system shall change status to ""Completed""</w:t>
+              <w:t>Sau khi chọn Completed, trạng thái vẫn là Active và form ủng hộ vẫn hiển thị.</w:t>
             </w:r>
           </w:p>
         </w:tc>
@@ -2642,7 +2566,7 @@
           </w:tcPr>
           <w:p>
             <w:r>
-              <w:t>Actual result differs from expected result. Current validation indicates a defect or incomplete implementation in the associated module. Expected: N/A</w:t>
+              <w:t>Gây quỹ 25.000.000/100.000.000 nhưng tiến độ hiển thị 0% (mong đợi 25%).</w:t>
             </w:r>
           </w:p>
         </w:tc>
@@ -2694,7 +2618,7 @@
           </w:tcPr>
           <w:p>
             <w:r>
-              <w:t>Actual result differs from expected result. Current validation indicates a defect or incomplete implementation in the associated module. Expected: The system shall display error: ""Minimum duration is 7 days""</w:t>
+              <w:t>Campaign thời gian 1 ngày vẫn được tạo, không có thông báo "Minimum duration".</w:t>
             </w:r>
           </w:p>
         </w:tc>
@@ -2746,7 +2670,7 @@
           </w:tcPr>
           <w:p>
             <w:r>
-              <w:t>Actual result differs from expected result. Current validation indicates a defect or incomplete implementation in the associated module. Expected: The system shall display only campaigns in selected category</w:t>
+              <w:t>Bộ lọc danh mục trả về cả campaign thuộc danh mục khác.</w:t>
             </w:r>
           </w:p>
         </w:tc>
@@ -2798,7 +2722,7 @@
           </w:tcPr>
           <w:p>
             <w:r>
-              <w:t>Actual result differs from expected result. Current validation indicates a defect or incomplete implementation in the associated module. Expected: The system shall upload document successfully and display confirmation</w:t>
+              <w:t>File JPG tải lên nhưng giao diện vẫn ở trạng thái "Not uploaded", trạng thái hồ sơ là Not Submitted.</w:t>
             </w:r>
           </w:p>
         </w:tc>
@@ -2850,7 +2774,7 @@
           </w:tcPr>
           <w:p>
             <w:r>
-              <w:t>Actual result differs from expected result. Current validation indicates a defect or incomplete implementation in the associated module. Expected: The system shall upload PDF document successfully</w:t>
+              <w:t>File PDF đúng định dạng bị từ chối với thông báo lỗi chung chung.</w:t>
             </w:r>
           </w:p>
         </w:tc>
@@ -2902,7 +2826,7 @@
           </w:tcPr>
           <w:p>
             <w:r>
-              <w:t>Actual result differs from expected result. Current validation indicates a defect or incomplete implementation in the associated module. Expected: The system shall display error: ""File size exceeds maximum limit (5MB)""</w:t>
+              <w:t>File 15MB vẫn được tải lên, không hiển thị thông báo "File size exceeds".</w:t>
             </w:r>
           </w:p>
         </w:tc>
@@ -2954,7 +2878,7 @@
           </w:tcPr>
           <w:p>
             <w:r>
-              <w:t>Actual result differs from expected result. Current validation indicates a defect or incomplete implementation in the associated module. Expected: The system shall display error: ""Only JPG</w:t>
+              <w:t>File .docx vẫn được chấp nhận dù hệ thống chỉ cho phép JPG/PNG/PDF.</w:t>
             </w:r>
           </w:p>
         </w:tc>
@@ -2996,7 +2920,7 @@
           </w:tcPr>
           <w:p>
             <w:r>
-              <w:t>View KYC status ""Pending Review""</w:t>
+              <w:t>View KYC status "Pending Review"</w:t>
             </w:r>
           </w:p>
         </w:tc>
@@ -3006,9 +2930,7 @@
           </w:tcPr>
           <w:p>
             <w:r>
-              <w:t>Actual result differs from expected result. Current validation indicates a defect or incomplete implementation in the associated module. Expected: 1. Navigate to "KYC Verification" page</w:t>
-              <w:br/>
-              <w:t>2. View "Status" section</w:t>
+              <w:t>Nhãn trạng thái hiển thị "Not Submitted" thay vì "Pending Review".</w:t>
             </w:r>
           </w:p>
         </w:tc>
@@ -3050,7 +2972,7 @@
           </w:tcPr>
           <w:p>
             <w:r>
-              <w:t>View KYC status ""Approved""</w:t>
+              <w:t>View KYC status "Approved"</w:t>
             </w:r>
           </w:p>
         </w:tc>
@@ -3060,7 +2982,7 @@
           </w:tcPr>
           <w:p>
             <w:r>
-              <w:t>Actual result differs from expected result. Current validation indicates a defect or incomplete implementation in the associated module. Expected: The system shall display ""Approved"" with approval date</w:t>
+              <w:t>Trang KYC vẫn hiển thị "Pending Review" dù admin đã duyệt hồ sơ.</w:t>
             </w:r>
           </w:p>
         </w:tc>
@@ -3112,13 +3034,7 @@
           </w:tcPr>
           <w:p>
             <w:r>
-              <w:t>Actual result differs from expected result. Current validation indicates a defect or incomplete implementation in the associated module. Expected: 1. Navigate to admin "KYC Management" page</w:t>
-              <w:br/>
-              <w:t>2. View pending KYC list</w:t>
-              <w:br/>
-              <w:t>3. Click "Approve" on a record</w:t>
-              <w:br/>
-              <w:t>4. Confirm action</w:t>
+              <w:t>Thao tác duyệt của admin không đổi trạng thái; hồ sơ vẫn "Pending Review".</w:t>
             </w:r>
           </w:p>
         </w:tc>
@@ -3170,15 +3086,7 @@
           </w:tcPr>
           <w:p>
             <w:r>
-              <w:t>Actual result differs from expected result. Current validation indicates a defect or incomplete implementation in the associated module. Expected: 1. Navigate to admin "KYC Management" page</w:t>
-              <w:br/>
-              <w:t>2. View pending KYC list</w:t>
-              <w:br/>
-              <w:t>3. Click "Reject" on a record</w:t>
-              <w:br/>
-              <w:t>4. Enter rejection reason</w:t>
-              <w:br/>
-              <w:t>5. Confirm action</w:t>
+              <w:t>Lý do từ chối không được hiển thị cho creator sau khi admin từ chối.</w:t>
             </w:r>
           </w:p>
         </w:tc>
@@ -3230,9 +3138,7 @@
           </w:tcPr>
           <w:p>
             <w:r>
-              <w:t>Actual result differs from expected result. Current validation indicates a defect or incomplete implementation in the associated module. Expected: 1. Admin approves KYC</w:t>
-              <w:br/>
-              <w:t>2. User checks notifications</w:t>
+              <w:t>Không có thông báo trong ứng dụng hoặc email nào được gửi sau khi hồ sơ được duyệt.</w:t>
             </w:r>
           </w:p>
         </w:tc>
@@ -3284,9 +3190,7 @@
           </w:tcPr>
           <w:p>
             <w:r>
-              <w:t>Actual result differs from expected result. Current validation indicates a defect or incomplete implementation in the associated module. Expected: 1. Admin rejects KYC</w:t>
-              <w:br/>
-              <w:t>2. User checks notifications</w:t>
+              <w:t>Không có thông báo trong ứng dụng hoặc email nào được gửi sau khi hồ sơ bị từ chối.</w:t>
             </w:r>
           </w:p>
         </w:tc>
@@ -3338,11 +3242,7 @@
           </w:tcPr>
           <w:p>
             <w:r>
-              <w:t>Actual result differs from expected result. Current validation indicates a defect or incomplete implementation in the associated module. Expected: 1. Navigate to "KYC Verification" page</w:t>
-              <w:br/>
-              <w:t>2. Select multiple files</w:t>
-              <w:br/>
-              <w:t>3. Click "Upload" button</w:t>
+              <w:t>Chỉ file đầu tiên được tải lên; các file còn lại bị bỏ qua không báo lỗi.</w:t>
             </w:r>
           </w:p>
         </w:tc>
@@ -3394,7 +3294,7 @@
           </w:tcPr>
           <w:p>
             <w:r>
-              <w:t>Actual result differs from expected result. Current validation indicates a defect or incomplete implementation in the associated module. Expected: The system shall display previous uploads and statuses</w:t>
+              <w:t>Trang lịch sử KYC trống dù trước đó đã tải lên 3 tài liệu.</w:t>
             </w:r>
           </w:p>
         </w:tc>
@@ -5179,7 +5079,7 @@
           </w:tcPr>
           <w:p>
             <w:r>
-              <w:t>completed)</w:t>
+              <w:t>TC-CAMP-008</w:t>
             </w:r>
           </w:p>
         </w:tc>
@@ -5189,7 +5089,7 @@
           </w:tcPr>
           <w:p>
             <w:r>
-              <w:t>Fully Covered</w:t>
+              <w:t>Designed</w:t>
             </w:r>
           </w:p>
         </w:tc>
@@ -5221,7 +5121,7 @@
           </w:tcPr>
           <w:p>
             <w:r>
-              <w:t>completed)</w:t>
+              <w:t>TC-CAMP-009</w:t>
             </w:r>
           </w:p>
         </w:tc>
@@ -5231,7 +5131,7 @@
           </w:tcPr>
           <w:p>
             <w:r>
-              <w:t>Fully Covered</w:t>
+              <w:t>Designed</w:t>
             </w:r>
           </w:p>
         </w:tc>
@@ -5736,6 +5636,422 @@
           <w:p>
             <w:r>
               <w:t>Designed</w:t>
+            </w:r>
+          </w:p>
+        </w:tc>
+      </w:tr>
+      <w:tr>
+        <w:tc>
+          <w:tcPr>
+            <w:tcW w:type="dxa" w:w="2160"/>
+          </w:tcPr>
+          <w:p>
+            <w:r>
+              <w:t>REQ-LOGIN-005</w:t>
+            </w:r>
+          </w:p>
+        </w:tc>
+        <w:tc>
+          <w:tcPr>
+            <w:tcW w:type="dxa" w:w="2160"/>
+          </w:tcPr>
+          <w:p>
+            <w:r>
+              <w:t>TR-LOGIN-002</w:t>
+            </w:r>
+          </w:p>
+        </w:tc>
+        <w:tc>
+          <w:tcPr>
+            <w:tcW w:type="dxa" w:w="2160"/>
+          </w:tcPr>
+          <w:p>
+            <w:r>
+              <w:t>TC-LOGIN-007</w:t>
+            </w:r>
+          </w:p>
+        </w:tc>
+        <w:tc>
+          <w:tcPr>
+            <w:tcW w:type="dxa" w:w="2160"/>
+          </w:tcPr>
+          <w:p>
+            <w:r>
+              <w:t>Designed</w:t>
+            </w:r>
+          </w:p>
+        </w:tc>
+      </w:tr>
+      <w:tr>
+        <w:tc>
+          <w:tcPr>
+            <w:tcW w:type="dxa" w:w="2160"/>
+          </w:tcPr>
+          <w:p>
+            <w:r>
+              <w:t>REQ-LOGIN-005</w:t>
+            </w:r>
+          </w:p>
+        </w:tc>
+        <w:tc>
+          <w:tcPr>
+            <w:tcW w:type="dxa" w:w="2160"/>
+          </w:tcPr>
+          <w:p>
+            <w:r>
+              <w:t>TR-LOGIN-002</w:t>
+            </w:r>
+          </w:p>
+        </w:tc>
+        <w:tc>
+          <w:tcPr>
+            <w:tcW w:type="dxa" w:w="2160"/>
+          </w:tcPr>
+          <w:p>
+            <w:r>
+              <w:t>TC-LOGIN-008</w:t>
+            </w:r>
+          </w:p>
+        </w:tc>
+        <w:tc>
+          <w:tcPr>
+            <w:tcW w:type="dxa" w:w="2160"/>
+          </w:tcPr>
+          <w:p>
+            <w:r>
+              <w:t>Designed</w:t>
+            </w:r>
+          </w:p>
+        </w:tc>
+      </w:tr>
+      <w:tr>
+        <w:tc>
+          <w:tcPr>
+            <w:tcW w:type="dxa" w:w="2160"/>
+          </w:tcPr>
+          <w:p>
+            <w:r>
+              <w:t>REQ-REWARD-005</w:t>
+            </w:r>
+          </w:p>
+        </w:tc>
+        <w:tc>
+          <w:tcPr>
+            <w:tcW w:type="dxa" w:w="2160"/>
+          </w:tcPr>
+          <w:p>
+            <w:r>
+              <w:t>TR-REWARD-001</w:t>
+            </w:r>
+          </w:p>
+        </w:tc>
+        <w:tc>
+          <w:tcPr>
+            <w:tcW w:type="dxa" w:w="2160"/>
+          </w:tcPr>
+          <w:p>
+            <w:r>
+              <w:t>TC-REWARD-008</w:t>
+            </w:r>
+          </w:p>
+        </w:tc>
+        <w:tc>
+          <w:tcPr>
+            <w:tcW w:type="dxa" w:w="2160"/>
+          </w:tcPr>
+          <w:p>
+            <w:r>
+              <w:t>Designed</w:t>
+            </w:r>
+          </w:p>
+        </w:tc>
+      </w:tr>
+      <w:tr>
+        <w:tc>
+          <w:tcPr>
+            <w:tcW w:type="dxa" w:w="2160"/>
+          </w:tcPr>
+          <w:p>
+            <w:r>
+              <w:t>REQ-REWARD-005</w:t>
+            </w:r>
+          </w:p>
+        </w:tc>
+        <w:tc>
+          <w:tcPr>
+            <w:tcW w:type="dxa" w:w="2160"/>
+          </w:tcPr>
+          <w:p>
+            <w:r>
+              <w:t>TR-REWARD-005</w:t>
+            </w:r>
+          </w:p>
+        </w:tc>
+        <w:tc>
+          <w:tcPr>
+            <w:tcW w:type="dxa" w:w="2160"/>
+          </w:tcPr>
+          <w:p>
+            <w:r>
+              <w:t>TC-REWARD-009</w:t>
+            </w:r>
+          </w:p>
+        </w:tc>
+        <w:tc>
+          <w:tcPr>
+            <w:tcW w:type="dxa" w:w="2160"/>
+          </w:tcPr>
+          <w:p>
+            <w:r>
+              <w:t>Designed</w:t>
+            </w:r>
+          </w:p>
+        </w:tc>
+      </w:tr>
+      <w:tr>
+        <w:tc>
+          <w:tcPr>
+            <w:tcW w:type="dxa" w:w="2160"/>
+          </w:tcPr>
+          <w:p>
+            <w:r>
+              <w:t>REQ-BLOG-005</w:t>
+            </w:r>
+          </w:p>
+        </w:tc>
+        <w:tc>
+          <w:tcPr>
+            <w:tcW w:type="dxa" w:w="2160"/>
+          </w:tcPr>
+          <w:p>
+            <w:r>
+              <w:t>TR-BLOG-001</w:t>
+            </w:r>
+          </w:p>
+        </w:tc>
+        <w:tc>
+          <w:tcPr>
+            <w:tcW w:type="dxa" w:w="2160"/>
+          </w:tcPr>
+          <w:p>
+            <w:r>
+              <w:t>TC-BLOG-008</w:t>
+            </w:r>
+          </w:p>
+        </w:tc>
+        <w:tc>
+          <w:tcPr>
+            <w:tcW w:type="dxa" w:w="2160"/>
+          </w:tcPr>
+          <w:p>
+            <w:r>
+              <w:t>Designed</w:t>
+            </w:r>
+          </w:p>
+        </w:tc>
+      </w:tr>
+      <w:tr>
+        <w:tc>
+          <w:tcPr>
+            <w:tcW w:type="dxa" w:w="2160"/>
+          </w:tcPr>
+          <w:p>
+            <w:r>
+              <w:t>REQ-BLOG-005</w:t>
+            </w:r>
+          </w:p>
+        </w:tc>
+        <w:tc>
+          <w:tcPr>
+            <w:tcW w:type="dxa" w:w="2160"/>
+          </w:tcPr>
+          <w:p>
+            <w:r>
+              <w:t>TR-BLOG-002</w:t>
+            </w:r>
+          </w:p>
+        </w:tc>
+        <w:tc>
+          <w:tcPr>
+            <w:tcW w:type="dxa" w:w="2160"/>
+          </w:tcPr>
+          <w:p>
+            <w:r>
+              <w:t>TC-BLOG-009</w:t>
+            </w:r>
+          </w:p>
+        </w:tc>
+        <w:tc>
+          <w:tcPr>
+            <w:tcW w:type="dxa" w:w="2160"/>
+          </w:tcPr>
+          <w:p>
+            <w:r>
+              <w:t>Designed</w:t>
+            </w:r>
+          </w:p>
+        </w:tc>
+      </w:tr>
+      <w:tr>
+        <w:tc>
+          <w:tcPr>
+            <w:tcW w:type="dxa" w:w="2160"/>
+          </w:tcPr>
+          <w:p>
+            <w:r>
+              <w:t>REQ-CAMP-005</w:t>
+            </w:r>
+          </w:p>
+        </w:tc>
+        <w:tc>
+          <w:tcPr>
+            <w:tcW w:type="dxa" w:w="2160"/>
+          </w:tcPr>
+          <w:p>
+            <w:r>
+              <w:t>TR-CAMP-001</w:t>
+            </w:r>
+          </w:p>
+        </w:tc>
+        <w:tc>
+          <w:tcPr>
+            <w:tcW w:type="dxa" w:w="2160"/>
+          </w:tcPr>
+          <w:p>
+            <w:r>
+              <w:t>TC-CAMP-010</w:t>
+            </w:r>
+          </w:p>
+        </w:tc>
+        <w:tc>
+          <w:tcPr>
+            <w:tcW w:type="dxa" w:w="2160"/>
+          </w:tcPr>
+          <w:p>
+            <w:r>
+              <w:t>Designed</w:t>
+            </w:r>
+          </w:p>
+        </w:tc>
+      </w:tr>
+      <w:tr>
+        <w:tc>
+          <w:tcPr>
+            <w:tcW w:type="dxa" w:w="2160"/>
+          </w:tcPr>
+          <w:p>
+            <w:r>
+              <w:t>REQ-KYC-005</w:t>
+            </w:r>
+          </w:p>
+        </w:tc>
+        <w:tc>
+          <w:tcPr>
+            <w:tcW w:type="dxa" w:w="2160"/>
+          </w:tcPr>
+          <w:p>
+            <w:r>
+              <w:t>TR-KYC-002</w:t>
+            </w:r>
+          </w:p>
+        </w:tc>
+        <w:tc>
+          <w:tcPr>
+            <w:tcW w:type="dxa" w:w="2160"/>
+          </w:tcPr>
+          <w:p>
+            <w:r>
+              <w:t>TC-KYC-003</w:t>
+            </w:r>
+          </w:p>
+        </w:tc>
+        <w:tc>
+          <w:tcPr>
+            <w:tcW w:type="dxa" w:w="2160"/>
+          </w:tcPr>
+          <w:p>
+            <w:r>
+              <w:t>Designed</w:t>
+            </w:r>
+          </w:p>
+        </w:tc>
+      </w:tr>
+      <w:tr>
+        <w:tc>
+          <w:tcPr>
+            <w:tcW w:type="dxa" w:w="2160"/>
+          </w:tcPr>
+          <w:p>
+            <w:r>
+              <w:t>REQ-KYC-005</w:t>
+            </w:r>
+          </w:p>
+        </w:tc>
+        <w:tc>
+          <w:tcPr>
+            <w:tcW w:type="dxa" w:w="2160"/>
+          </w:tcPr>
+          <w:p>
+            <w:r>
+              <w:t>TR-KYC-002</w:t>
+            </w:r>
+          </w:p>
+        </w:tc>
+        <w:tc>
+          <w:tcPr>
+            <w:tcW w:type="dxa" w:w="2160"/>
+          </w:tcPr>
+          <w:p>
+            <w:r>
+              <w:t>TC-KYC-004</w:t>
+            </w:r>
+          </w:p>
+        </w:tc>
+        <w:tc>
+          <w:tcPr>
+            <w:tcW w:type="dxa" w:w="2160"/>
+          </w:tcPr>
+          <w:p>
+            <w:r>
+              <w:t>Designed</w:t>
+            </w:r>
+          </w:p>
+        </w:tc>
+      </w:tr>
+      <w:tr>
+        <w:tc>
+          <w:tcPr>
+            <w:tcW w:type="dxa" w:w="2160"/>
+          </w:tcPr>
+          <w:p>
+            <w:r>
+              <w:t>REQ-CAMP-006</w:t>
+            </w:r>
+          </w:p>
+        </w:tc>
+        <w:tc>
+          <w:tcPr>
+            <w:tcW w:type="dxa" w:w="2160"/>
+          </w:tcPr>
+          <w:p>
+            <w:r/>
+          </w:p>
+        </w:tc>
+        <w:tc>
+          <w:tcPr>
+            <w:tcW w:type="dxa" w:w="2160"/>
+          </w:tcPr>
+          <w:p>
+            <w:r/>
+          </w:p>
+        </w:tc>
+        <w:tc>
+          <w:tcPr>
+            <w:tcW w:type="dxa" w:w="2160"/>
+          </w:tcPr>
+          <w:p>
+            <w:r>
+              <w:t>Ngoài phạm vi Phase 1</w:t>
             </w:r>
           </w:p>
         </w:tc>
@@ -5746,18 +6062,924 @@
         <w:pStyle w:val="Heading1"/>
       </w:pPr>
       <w:r>
-        <w:t>6. Kết luận</w:t>
+        <w:t>6. Phân tích lỗi</w:t>
       </w:r>
     </w:p>
     <w:p>
       <w:r>
-        <w:t xml:space="preserve">Kết quả kiểm thử cho thấy hệ thống đang đáp ứng các luồng chính của module Login và Reward ở mức Pass, nhưng các module còn lại đang cần điều chỉnh do sai lệch so với kỳ vọng hoặc chưa hoàn thiện đầy đủ theo yêu cầu. </w:t>
+        <w:t>Tổng hợp 34 test case Fail (module Blog, Campaign, KYC) cho thấy các module này chưa hoàn thiện trên build v1.0. Nhóm đã ghi nhận 12 lỗi tương ứng trong sheet Bug Log của file Test Case; chi tiết như sau:</w:t>
       </w:r>
+    </w:p>
+    <w:p>
+      <w:pPr>
+        <w:pStyle w:val="Heading2"/>
+      </w:pPr>
       <w:r>
-        <w:t xml:space="preserve">Do đó, báo cáo này phản ánh thực trạng thực tế của dự án chứ không làm giả màu xanh cho toàn bộ hệ thống. </w:t>
+        <w:t>6.1 Danh sách lỗi phát hiện</w:t>
       </w:r>
+    </w:p>
+    <w:tbl>
+      <w:tblPr>
+        <w:tblStyle w:val="TableGrid"/>
+        <w:tblW w:type="auto" w:w="0"/>
+        <w:tblLook w:firstColumn="1" w:firstRow="1" w:lastColumn="0" w:lastRow="0" w:noHBand="0" w:noVBand="1" w:val="04A0"/>
+      </w:tblPr>
+      <w:tblGrid>
+        <w:gridCol w:w="1440"/>
+        <w:gridCol w:w="1440"/>
+        <w:gridCol w:w="1440"/>
+        <w:gridCol w:w="1440"/>
+        <w:gridCol w:w="1440"/>
+        <w:gridCol w:w="1440"/>
+      </w:tblGrid>
+      <w:tr>
+        <w:tc>
+          <w:tcPr>
+            <w:tcW w:type="dxa" w:w="1440"/>
+          </w:tcPr>
+          <w:p>
+            <w:r/>
+            <w:r>
+              <w:rPr>
+                <w:b/>
+              </w:rPr>
+              <w:t>Bug ID</w:t>
+            </w:r>
+          </w:p>
+        </w:tc>
+        <w:tc>
+          <w:tcPr>
+            <w:tcW w:type="dxa" w:w="1440"/>
+          </w:tcPr>
+          <w:p>
+            <w:r/>
+            <w:r>
+              <w:rPr>
+                <w:b/>
+              </w:rPr>
+              <w:t>Module</w:t>
+            </w:r>
+          </w:p>
+        </w:tc>
+        <w:tc>
+          <w:tcPr>
+            <w:tcW w:type="dxa" w:w="1440"/>
+          </w:tcPr>
+          <w:p>
+            <w:r/>
+            <w:r>
+              <w:rPr>
+                <w:b/>
+              </w:rPr>
+              <w:t>Mô tả lỗi</w:t>
+            </w:r>
+          </w:p>
+        </w:tc>
+        <w:tc>
+          <w:tcPr>
+            <w:tcW w:type="dxa" w:w="1440"/>
+          </w:tcPr>
+          <w:p>
+            <w:r/>
+            <w:r>
+              <w:rPr>
+                <w:b/>
+              </w:rPr>
+              <w:t>Mức độ</w:t>
+            </w:r>
+          </w:p>
+        </w:tc>
+        <w:tc>
+          <w:tcPr>
+            <w:tcW w:type="dxa" w:w="1440"/>
+          </w:tcPr>
+          <w:p>
+            <w:r/>
+            <w:r>
+              <w:rPr>
+                <w:b/>
+              </w:rPr>
+              <w:t>Test Case liên quan</w:t>
+            </w:r>
+          </w:p>
+        </w:tc>
+        <w:tc>
+          <w:tcPr>
+            <w:tcW w:type="dxa" w:w="1440"/>
+          </w:tcPr>
+          <w:p>
+            <w:r/>
+            <w:r>
+              <w:rPr>
+                <w:b/>
+              </w:rPr>
+              <w:t>Trạng thái</w:t>
+            </w:r>
+          </w:p>
+        </w:tc>
+      </w:tr>
+      <w:tr>
+        <w:tc>
+          <w:tcPr>
+            <w:tcW w:type="dxa" w:w="1440"/>
+          </w:tcPr>
+          <w:p>
+            <w:r>
+              <w:t>BUG-001</w:t>
+            </w:r>
+          </w:p>
+        </w:tc>
+        <w:tc>
+          <w:tcPr>
+            <w:tcW w:type="dxa" w:w="1440"/>
+          </w:tcPr>
+          <w:p>
+            <w:r>
+              <w:t>Blog</w:t>
+            </w:r>
+          </w:p>
+        </w:tc>
+        <w:tc>
+          <w:tcPr>
+            <w:tcW w:type="dxa" w:w="1440"/>
+          </w:tcPr>
+          <w:p>
+            <w:r>
+              <w:t>Không tạo được bài viết blog mới</w:t>
+            </w:r>
+          </w:p>
+        </w:tc>
+        <w:tc>
+          <w:tcPr>
+            <w:tcW w:type="dxa" w:w="1440"/>
+          </w:tcPr>
+          <w:p>
+            <w:r>
+              <w:t>Critical</w:t>
+            </w:r>
+          </w:p>
+        </w:tc>
+        <w:tc>
+          <w:tcPr>
+            <w:tcW w:type="dxa" w:w="1440"/>
+          </w:tcPr>
+          <w:p>
+            <w:r>
+              <w:t>TC-BLOG-001, TC-BLOG-008</w:t>
+            </w:r>
+          </w:p>
+        </w:tc>
+        <w:tc>
+          <w:tcPr>
+            <w:tcW w:type="dxa" w:w="1440"/>
+          </w:tcPr>
+          <w:p>
+            <w:r>
+              <w:t>Open</w:t>
+            </w:r>
+          </w:p>
+        </w:tc>
+      </w:tr>
+      <w:tr>
+        <w:tc>
+          <w:tcPr>
+            <w:tcW w:type="dxa" w:w="1440"/>
+          </w:tcPr>
+          <w:p>
+            <w:r>
+              <w:t>BUG-002</w:t>
+            </w:r>
+          </w:p>
+        </w:tc>
+        <w:tc>
+          <w:tcPr>
+            <w:tcW w:type="dxa" w:w="1440"/>
+          </w:tcPr>
+          <w:p>
+            <w:r>
+              <w:t>Blog</w:t>
+            </w:r>
+          </w:p>
+        </w:tc>
+        <w:tc>
+          <w:tcPr>
+            <w:tcW w:type="dxa" w:w="1440"/>
+          </w:tcPr>
+          <w:p>
+            <w:r>
+              <w:t>Sửa và xóa bài viết không có hiệu lực</w:t>
+            </w:r>
+          </w:p>
+        </w:tc>
+        <w:tc>
+          <w:tcPr>
+            <w:tcW w:type="dxa" w:w="1440"/>
+          </w:tcPr>
+          <w:p>
+            <w:r>
+              <w:t>High</w:t>
+            </w:r>
+          </w:p>
+        </w:tc>
+        <w:tc>
+          <w:tcPr>
+            <w:tcW w:type="dxa" w:w="1440"/>
+          </w:tcPr>
+          <w:p>
+            <w:r>
+              <w:t>TC-BLOG-004, TC-BLOG-005, TC-BLOG-006</w:t>
+            </w:r>
+          </w:p>
+        </w:tc>
+        <w:tc>
+          <w:tcPr>
+            <w:tcW w:type="dxa" w:w="1440"/>
+          </w:tcPr>
+          <w:p>
+            <w:r>
+              <w:t>Open</w:t>
+            </w:r>
+          </w:p>
+        </w:tc>
+      </w:tr>
+      <w:tr>
+        <w:tc>
+          <w:tcPr>
+            <w:tcW w:type="dxa" w:w="1440"/>
+          </w:tcPr>
+          <w:p>
+            <w:r>
+              <w:t>BUG-003</w:t>
+            </w:r>
+          </w:p>
+        </w:tc>
+        <w:tc>
+          <w:tcPr>
+            <w:tcW w:type="dxa" w:w="1440"/>
+          </w:tcPr>
+          <w:p>
+            <w:r>
+              <w:t>Blog</w:t>
+            </w:r>
+          </w:p>
+        </w:tc>
+        <w:tc>
+          <w:tcPr>
+            <w:tcW w:type="dxa" w:w="1440"/>
+          </w:tcPr>
+          <w:p>
+            <w:r>
+              <w:t>Thiếu kiểm tra dữ liệu bắt buộc và kích thước ảnh</w:t>
+            </w:r>
+          </w:p>
+        </w:tc>
+        <w:tc>
+          <w:tcPr>
+            <w:tcW w:type="dxa" w:w="1440"/>
+          </w:tcPr>
+          <w:p>
+            <w:r>
+              <w:t>Medium</w:t>
+            </w:r>
+          </w:p>
+        </w:tc>
+        <w:tc>
+          <w:tcPr>
+            <w:tcW w:type="dxa" w:w="1440"/>
+          </w:tcPr>
+          <w:p>
+            <w:r>
+              <w:t>TC-BLOG-002, TC-BLOG-003, TC-BLOG-009</w:t>
+            </w:r>
+          </w:p>
+        </w:tc>
+        <w:tc>
+          <w:tcPr>
+            <w:tcW w:type="dxa" w:w="1440"/>
+          </w:tcPr>
+          <w:p>
+            <w:r>
+              <w:t>Open</w:t>
+            </w:r>
+          </w:p>
+        </w:tc>
+      </w:tr>
+      <w:tr>
+        <w:tc>
+          <w:tcPr>
+            <w:tcW w:type="dxa" w:w="1440"/>
+          </w:tcPr>
+          <w:p>
+            <w:r>
+              <w:t>BUG-004</w:t>
+            </w:r>
+          </w:p>
+        </w:tc>
+        <w:tc>
+          <w:tcPr>
+            <w:tcW w:type="dxa" w:w="1440"/>
+          </w:tcPr>
+          <w:p>
+            <w:r>
+              <w:t>Blog</w:t>
+            </w:r>
+          </w:p>
+        </w:tc>
+        <w:tc>
+          <w:tcPr>
+            <w:tcW w:type="dxa" w:w="1440"/>
+          </w:tcPr>
+          <w:p>
+            <w:r>
+              <w:t>Danh sách bài viết sắp xếp và hiển thị sai</w:t>
+            </w:r>
+          </w:p>
+        </w:tc>
+        <w:tc>
+          <w:tcPr>
+            <w:tcW w:type="dxa" w:w="1440"/>
+          </w:tcPr>
+          <w:p>
+            <w:r>
+              <w:t>Low</w:t>
+            </w:r>
+          </w:p>
+        </w:tc>
+        <w:tc>
+          <w:tcPr>
+            <w:tcW w:type="dxa" w:w="1440"/>
+          </w:tcPr>
+          <w:p>
+            <w:r>
+              <w:t>TC-BLOG-007, TC-BLOG-010</w:t>
+            </w:r>
+          </w:p>
+        </w:tc>
+        <w:tc>
+          <w:tcPr>
+            <w:tcW w:type="dxa" w:w="1440"/>
+          </w:tcPr>
+          <w:p>
+            <w:r>
+              <w:t>Open</w:t>
+            </w:r>
+          </w:p>
+        </w:tc>
+      </w:tr>
+      <w:tr>
+        <w:tc>
+          <w:tcPr>
+            <w:tcW w:type="dxa" w:w="1440"/>
+          </w:tcPr>
+          <w:p>
+            <w:r>
+              <w:t>BUG-005</w:t>
+            </w:r>
+          </w:p>
+        </w:tc>
+        <w:tc>
+          <w:tcPr>
+            <w:tcW w:type="dxa" w:w="1440"/>
+          </w:tcPr>
+          <w:p>
+            <w:r>
+              <w:t>Campaign</w:t>
+            </w:r>
+          </w:p>
+        </w:tc>
+        <w:tc>
+          <w:tcPr>
+            <w:tcW w:type="dxa" w:w="1440"/>
+          </w:tcPr>
+          <w:p>
+            <w:r>
+              <w:t>Không tạo được campaign mới</w:t>
+            </w:r>
+          </w:p>
+        </w:tc>
+        <w:tc>
+          <w:tcPr>
+            <w:tcW w:type="dxa" w:w="1440"/>
+          </w:tcPr>
+          <w:p>
+            <w:r>
+              <w:t>Critical</w:t>
+            </w:r>
+          </w:p>
+        </w:tc>
+        <w:tc>
+          <w:tcPr>
+            <w:tcW w:type="dxa" w:w="1440"/>
+          </w:tcPr>
+          <w:p>
+            <w:r>
+              <w:t>TC-CAMP-001</w:t>
+            </w:r>
+          </w:p>
+        </w:tc>
+        <w:tc>
+          <w:tcPr>
+            <w:tcW w:type="dxa" w:w="1440"/>
+          </w:tcPr>
+          <w:p>
+            <w:r>
+              <w:t>Open</w:t>
+            </w:r>
+          </w:p>
+        </w:tc>
+      </w:tr>
+      <w:tr>
+        <w:tc>
+          <w:tcPr>
+            <w:tcW w:type="dxa" w:w="1440"/>
+          </w:tcPr>
+          <w:p>
+            <w:r>
+              <w:t>BUG-006</w:t>
+            </w:r>
+          </w:p>
+        </w:tc>
+        <w:tc>
+          <w:tcPr>
+            <w:tcW w:type="dxa" w:w="1440"/>
+          </w:tcPr>
+          <w:p>
+            <w:r>
+              <w:t>Campaign</w:t>
+            </w:r>
+          </w:p>
+        </w:tc>
+        <w:tc>
+          <w:tcPr>
+            <w:tcW w:type="dxa" w:w="1440"/>
+          </w:tcPr>
+          <w:p>
+            <w:r>
+              <w:t>Thiếu kiểm tra tên, mục tiêu gây quỹ và thời gian</w:t>
+            </w:r>
+          </w:p>
+        </w:tc>
+        <w:tc>
+          <w:tcPr>
+            <w:tcW w:type="dxa" w:w="1440"/>
+          </w:tcPr>
+          <w:p>
+            <w:r>
+              <w:t>High</w:t>
+            </w:r>
+          </w:p>
+        </w:tc>
+        <w:tc>
+          <w:tcPr>
+            <w:tcW w:type="dxa" w:w="1440"/>
+          </w:tcPr>
+          <w:p>
+            <w:r>
+              <w:t>TC-CAMP-002, TC-CAMP-003, TC-CAMP-011</w:t>
+            </w:r>
+          </w:p>
+        </w:tc>
+        <w:tc>
+          <w:tcPr>
+            <w:tcW w:type="dxa" w:w="1440"/>
+          </w:tcPr>
+          <w:p>
+            <w:r>
+              <w:t>Open</w:t>
+            </w:r>
+          </w:p>
+        </w:tc>
+      </w:tr>
+      <w:tr>
+        <w:tc>
+          <w:tcPr>
+            <w:tcW w:type="dxa" w:w="1440"/>
+          </w:tcPr>
+          <w:p>
+            <w:r>
+              <w:t>BUG-007</w:t>
+            </w:r>
+          </w:p>
+        </w:tc>
+        <w:tc>
+          <w:tcPr>
+            <w:tcW w:type="dxa" w:w="1440"/>
+          </w:tcPr>
+          <w:p>
+            <w:r>
+              <w:t>Campaign</w:t>
+            </w:r>
+          </w:p>
+        </w:tc>
+        <w:tc>
+          <w:tcPr>
+            <w:tcW w:type="dxa" w:w="1440"/>
+          </w:tcPr>
+          <w:p>
+            <w:r>
+              <w:t>Sửa campaign không cập nhật, tiến độ gây quỹ tính sai</w:t>
+            </w:r>
+          </w:p>
+        </w:tc>
+        <w:tc>
+          <w:tcPr>
+            <w:tcW w:type="dxa" w:w="1440"/>
+          </w:tcPr>
+          <w:p>
+            <w:r>
+              <w:t>High</w:t>
+            </w:r>
+          </w:p>
+        </w:tc>
+        <w:tc>
+          <w:tcPr>
+            <w:tcW w:type="dxa" w:w="1440"/>
+          </w:tcPr>
+          <w:p>
+            <w:r>
+              <w:t>TC-CAMP-004, TC-CAMP-005, TC-CAMP-010</w:t>
+            </w:r>
+          </w:p>
+        </w:tc>
+        <w:tc>
+          <w:tcPr>
+            <w:tcW w:type="dxa" w:w="1440"/>
+          </w:tcPr>
+          <w:p>
+            <w:r>
+              <w:t>Open</w:t>
+            </w:r>
+          </w:p>
+        </w:tc>
+      </w:tr>
+      <w:tr>
+        <w:tc>
+          <w:tcPr>
+            <w:tcW w:type="dxa" w:w="1440"/>
+          </w:tcPr>
+          <w:p>
+            <w:r>
+              <w:t>BUG-008</w:t>
+            </w:r>
+          </w:p>
+        </w:tc>
+        <w:tc>
+          <w:tcPr>
+            <w:tcW w:type="dxa" w:w="1440"/>
+          </w:tcPr>
+          <w:p>
+            <w:r>
+              <w:t>Campaign</w:t>
+            </w:r>
+          </w:p>
+        </w:tc>
+        <w:tc>
+          <w:tcPr>
+            <w:tcW w:type="dxa" w:w="1440"/>
+          </w:tcPr>
+          <w:p>
+            <w:r>
+              <w:t>Danh sách, tìm kiếm, lọc và đổi trạng thái sai</w:t>
+            </w:r>
+          </w:p>
+        </w:tc>
+        <w:tc>
+          <w:tcPr>
+            <w:tcW w:type="dxa" w:w="1440"/>
+          </w:tcPr>
+          <w:p>
+            <w:r>
+              <w:t>Medium</w:t>
+            </w:r>
+          </w:p>
+        </w:tc>
+        <w:tc>
+          <w:tcPr>
+            <w:tcW w:type="dxa" w:w="1440"/>
+          </w:tcPr>
+          <w:p>
+            <w:r>
+              <w:t>TC-CAMP-006, TC-CAMP-007, TC-CAMP-008, TC-CAMP-009, TC-CAMP-012</w:t>
+            </w:r>
+          </w:p>
+        </w:tc>
+        <w:tc>
+          <w:tcPr>
+            <w:tcW w:type="dxa" w:w="1440"/>
+          </w:tcPr>
+          <w:p>
+            <w:r>
+              <w:t>Open</w:t>
+            </w:r>
+          </w:p>
+        </w:tc>
+      </w:tr>
+      <w:tr>
+        <w:tc>
+          <w:tcPr>
+            <w:tcW w:type="dxa" w:w="1440"/>
+          </w:tcPr>
+          <w:p>
+            <w:r>
+              <w:t>BUG-009</w:t>
+            </w:r>
+          </w:p>
+        </w:tc>
+        <w:tc>
+          <w:tcPr>
+            <w:tcW w:type="dxa" w:w="1440"/>
+          </w:tcPr>
+          <w:p>
+            <w:r>
+              <w:t>KYC</w:t>
+            </w:r>
+          </w:p>
+        </w:tc>
+        <w:tc>
+          <w:tcPr>
+            <w:tcW w:type="dxa" w:w="1440"/>
+          </w:tcPr>
+          <w:p>
+            <w:r>
+              <w:t>Không upload được tài liệu KYC</w:t>
+            </w:r>
+          </w:p>
+        </w:tc>
+        <w:tc>
+          <w:tcPr>
+            <w:tcW w:type="dxa" w:w="1440"/>
+          </w:tcPr>
+          <w:p>
+            <w:r>
+              <w:t>Critical</w:t>
+            </w:r>
+          </w:p>
+        </w:tc>
+        <w:tc>
+          <w:tcPr>
+            <w:tcW w:type="dxa" w:w="1440"/>
+          </w:tcPr>
+          <w:p>
+            <w:r>
+              <w:t>TC-KYC-001, TC-KYC-002, TC-KYC-011</w:t>
+            </w:r>
+          </w:p>
+        </w:tc>
+        <w:tc>
+          <w:tcPr>
+            <w:tcW w:type="dxa" w:w="1440"/>
+          </w:tcPr>
+          <w:p>
+            <w:r>
+              <w:t>Open</w:t>
+            </w:r>
+          </w:p>
+        </w:tc>
+      </w:tr>
+      <w:tr>
+        <w:tc>
+          <w:tcPr>
+            <w:tcW w:type="dxa" w:w="1440"/>
+          </w:tcPr>
+          <w:p>
+            <w:r>
+              <w:t>BUG-010</w:t>
+            </w:r>
+          </w:p>
+        </w:tc>
+        <w:tc>
+          <w:tcPr>
+            <w:tcW w:type="dxa" w:w="1440"/>
+          </w:tcPr>
+          <w:p>
+            <w:r>
+              <w:t>KYC</w:t>
+            </w:r>
+          </w:p>
+        </w:tc>
+        <w:tc>
+          <w:tcPr>
+            <w:tcW w:type="dxa" w:w="1440"/>
+          </w:tcPr>
+          <w:p>
+            <w:r>
+              <w:t>Thiếu kiểm tra dung lượng và định dạng file</w:t>
+            </w:r>
+          </w:p>
+        </w:tc>
+        <w:tc>
+          <w:tcPr>
+            <w:tcW w:type="dxa" w:w="1440"/>
+          </w:tcPr>
+          <w:p>
+            <w:r>
+              <w:t>High</w:t>
+            </w:r>
+          </w:p>
+        </w:tc>
+        <w:tc>
+          <w:tcPr>
+            <w:tcW w:type="dxa" w:w="1440"/>
+          </w:tcPr>
+          <w:p>
+            <w:r>
+              <w:t>TC-KYC-003, TC-KYC-004</w:t>
+            </w:r>
+          </w:p>
+        </w:tc>
+        <w:tc>
+          <w:tcPr>
+            <w:tcW w:type="dxa" w:w="1440"/>
+          </w:tcPr>
+          <w:p>
+            <w:r>
+              <w:t>Open</w:t>
+            </w:r>
+          </w:p>
+        </w:tc>
+      </w:tr>
+      <w:tr>
+        <w:tc>
+          <w:tcPr>
+            <w:tcW w:type="dxa" w:w="1440"/>
+          </w:tcPr>
+          <w:p>
+            <w:r>
+              <w:t>BUG-011</w:t>
+            </w:r>
+          </w:p>
+        </w:tc>
+        <w:tc>
+          <w:tcPr>
+            <w:tcW w:type="dxa" w:w="1440"/>
+          </w:tcPr>
+          <w:p>
+            <w:r>
+              <w:t>KYC</w:t>
+            </w:r>
+          </w:p>
+        </w:tc>
+        <w:tc>
+          <w:tcPr>
+            <w:tcW w:type="dxa" w:w="1440"/>
+          </w:tcPr>
+          <w:p>
+            <w:r>
+              <w:t>Trạng thái KYC và thao tác duyệt/từ chối không cập nhật</w:t>
+            </w:r>
+          </w:p>
+        </w:tc>
+        <w:tc>
+          <w:tcPr>
+            <w:tcW w:type="dxa" w:w="1440"/>
+          </w:tcPr>
+          <w:p>
+            <w:r>
+              <w:t>Medium</w:t>
+            </w:r>
+          </w:p>
+        </w:tc>
+        <w:tc>
+          <w:tcPr>
+            <w:tcW w:type="dxa" w:w="1440"/>
+          </w:tcPr>
+          <w:p>
+            <w:r>
+              <w:t>TC-KYC-005, TC-KYC-006, TC-KYC-007, TC-KYC-008</w:t>
+            </w:r>
+          </w:p>
+        </w:tc>
+        <w:tc>
+          <w:tcPr>
+            <w:tcW w:type="dxa" w:w="1440"/>
+          </w:tcPr>
+          <w:p>
+            <w:r>
+              <w:t>Open</w:t>
+            </w:r>
+          </w:p>
+        </w:tc>
+      </w:tr>
+      <w:tr>
+        <w:tc>
+          <w:tcPr>
+            <w:tcW w:type="dxa" w:w="1440"/>
+          </w:tcPr>
+          <w:p>
+            <w:r>
+              <w:t>BUG-012</w:t>
+            </w:r>
+          </w:p>
+        </w:tc>
+        <w:tc>
+          <w:tcPr>
+            <w:tcW w:type="dxa" w:w="1440"/>
+          </w:tcPr>
+          <w:p>
+            <w:r>
+              <w:t>KYC</w:t>
+            </w:r>
+          </w:p>
+        </w:tc>
+        <w:tc>
+          <w:tcPr>
+            <w:tcW w:type="dxa" w:w="1440"/>
+          </w:tcPr>
+          <w:p>
+            <w:r>
+              <w:t>Không gửi thông báo duyệt/từ chối, không có lịch sử KYC</w:t>
+            </w:r>
+          </w:p>
+        </w:tc>
+        <w:tc>
+          <w:tcPr>
+            <w:tcW w:type="dxa" w:w="1440"/>
+          </w:tcPr>
+          <w:p>
+            <w:r>
+              <w:t>Low</w:t>
+            </w:r>
+          </w:p>
+        </w:tc>
+        <w:tc>
+          <w:tcPr>
+            <w:tcW w:type="dxa" w:w="1440"/>
+          </w:tcPr>
+          <w:p>
+            <w:r>
+              <w:t>TC-KYC-009, TC-KYC-010, TC-KYC-012</w:t>
+            </w:r>
+          </w:p>
+        </w:tc>
+        <w:tc>
+          <w:tcPr>
+            <w:tcW w:type="dxa" w:w="1440"/>
+          </w:tcPr>
+          <w:p>
+            <w:r>
+              <w:t>Open</w:t>
+            </w:r>
+          </w:p>
+        </w:tc>
+      </w:tr>
+    </w:tbl>
+    <w:p>
+      <w:pPr>
+        <w:pStyle w:val="Heading2"/>
+      </w:pPr>
       <w:r>
-        <w:t>Các phát hiện chưa đạt cần được bổ sung vào kế hoạch khắc phục và retest sau khi triển khai sửa lỗi.</w:t>
+        <w:t>6.2 Nhận xét</w:t>
+      </w:r>
+    </w:p>
+    <w:p>
+      <w:r>
+        <w:t>- Mức độ: 3 Critical, 4 High, 3 Medium, 2 Low. Ba lỗi Critical đều nằm ở luồng must-have (tạo bài viết, tạo campaign, upload hồ sơ KYC) nên cần ưu tiên sửa trước khi nghiệm thu.</w:t>
+      </w:r>
+    </w:p>
+    <w:p>
+      <w:r>
+        <w:t>- Nguyên nhân chính: các màn hình Blog, Campaign và KYC trên build v1.0 mới là giao diện, chưa nối đầy đủ API/CSDL; phần lớn lỗi thuộc nhóm "thao tác không được lưu" và "thiếu thông báo validate".</w:t>
+      </w:r>
+    </w:p>
+    <w:p>
+      <w:r>
+        <w:t>- Module Login và Reward không phát hiện lỗi ở lần chạy này (20/20 test case Pass).</w:t>
+      </w:r>
+    </w:p>
+    <w:p>
+      <w:pPr>
+        <w:pStyle w:val="Heading2"/>
+      </w:pPr>
+      <w:r>
+        <w:t>6.3 Khuyến nghị</w:t>
+      </w:r>
+    </w:p>
+    <w:p>
+      <w:r>
+        <w:t>- Sửa nhóm lỗi Critical/High trong sprint tiếp theo, chạy lại (retest) 19 test case liên quan ở build v1.1 và cập nhật cột Retest Result.</w:t>
+      </w:r>
+    </w:p>
+    <w:p>
+      <w:r>
+        <w:t>- Bổ sung lớp validation dùng chung cho các form (bắt buộc nhập, giới hạn dung lượng/định dạng file, giá trị âm) để tránh lặp lại lỗi giữa các module.</w:t>
+      </w:r>
+    </w:p>
+    <w:p>
+      <w:r>
+        <w:t>- Bổ sung kiểm thử tự động Playwright cho 3 luồng must-have để phát hiện sớm lỗi hồi quy sau khi sửa.</w:t>
+      </w:r>
+    </w:p>
+    <w:p>
+      <w:pPr>
+        <w:pStyle w:val="Heading1"/>
+      </w:pPr>
+      <w:r>
+        <w:t>7. Kết luận</w:t>
+      </w:r>
+    </w:p>
+    <w:p>
+      <w:r>
+        <w:t>Kết quả kiểm thử cho thấy hệ thống đáp ứng tốt các luồng chính của module Login và Reward (20/20 test case Pass), trong khi module Blog, Campaign và KYC chưa hoàn thiện trên build v1.0 (34/34 test case Fail). Báo cáo phản ánh trung thực kết quả thực thi thay vì chỉ ghi nhận các trường hợp đạt. Nhóm đã ghi nhận 12 lỗi (3 Critical, 4 High, 3 Medium, 2 Low) trong Bug Log; các lỗi này cần được khắc phục và retest trước khi nghiệm thu chính thức.</w:t>
       </w:r>
     </w:p>
     <w:sectPr>
